--- a/Наладчик контрольно-измерительных приборов и автоматики/профессиональной переподготовки 14919 Наладчик контрольно-измерительных приборов и автоматики/Лекции ОП.05. Слесарное дело.docx
+++ b/Наладчик контрольно-измерительных приборов и автоматики/профессиональной переподготовки 14919 Наладчик контрольно-измерительных приборов и автоматики/Лекции ОП.05. Слесарное дело.docx
@@ -252,6 +252,927 @@
           <w:sz w:val="28"/>
         </w:rPr>
         <w:t>Наладчик должен соблюдать правила: сверлить строго перпендикулярно поверхности, диаметр отверстия под резьбу выбирать на 0,1–0,2 мм меньше внутреннего диаметра резьбы, при нарезании резьбы метчик поворачивать на 1–2 оборота вперёд и на 1/4 оборота назад для ломки стружки, применять смазку (олифу для стали, керосин для алюминия). Качество резьбы проверяется резьбовым калибром или контрольным штуцером.</w:t>
+      </w:r>
+    </w:p>
+    <w:p>
+      <w:r>
+        <w:rPr>
+          <w:b/>
+          <w:sz w:val="22"/>
+        </w:rPr>
+        <w:t>Таблица 1. Слесарные операции при наладке КИПиА</w:t>
+      </w:r>
+    </w:p>
+    <w:tbl>
+      <w:tblPr>
+        <w:tblStyle w:val="TableGrid"/>
+        <w:tblW w:type="auto" w:w="0"/>
+        <w:jc w:val="center"/>
+        <w:tblLook w:firstColumn="1" w:firstRow="1" w:lastColumn="0" w:lastRow="0" w:noHBand="0" w:noVBand="1" w:val="04A0"/>
+      </w:tblPr>
+      <w:tblGrid>
+        <w:gridCol w:w="2339"/>
+        <w:gridCol w:w="2339"/>
+        <w:gridCol w:w="2339"/>
+        <w:gridCol w:w="2339"/>
+      </w:tblGrid>
+      <w:tr>
+        <w:tc>
+          <w:tcPr>
+            <w:tcW w:type="dxa" w:w="2339"/>
+            <w:shd w:fill="1a5276" w:val="clear"/>
+          </w:tcPr>
+          <w:p>
+            <w:pPr>
+              <w:jc w:val="center"/>
+            </w:pPr>
+            <w:r/>
+            <w:r>
+              <w:rPr>
+                <w:b/>
+                <w:color w:val="FFFFFF"/>
+                <w:sz w:val="18"/>
+              </w:rPr>
+              <w:t>Операция</w:t>
+            </w:r>
+          </w:p>
+        </w:tc>
+        <w:tc>
+          <w:tcPr>
+            <w:tcW w:type="dxa" w:w="2339"/>
+            <w:shd w:fill="1a5276" w:val="clear"/>
+          </w:tcPr>
+          <w:p>
+            <w:pPr>
+              <w:jc w:val="center"/>
+            </w:pPr>
+            <w:r/>
+            <w:r>
+              <w:rPr>
+                <w:b/>
+                <w:color w:val="FFFFFF"/>
+                <w:sz w:val="18"/>
+              </w:rPr>
+              <w:t>Инструмент</w:t>
+            </w:r>
+          </w:p>
+        </w:tc>
+        <w:tc>
+          <w:tcPr>
+            <w:tcW w:type="dxa" w:w="2339"/>
+            <w:shd w:fill="1a5276" w:val="clear"/>
+          </w:tcPr>
+          <w:p>
+            <w:pPr>
+              <w:jc w:val="center"/>
+            </w:pPr>
+            <w:r/>
+            <w:r>
+              <w:rPr>
+                <w:b/>
+                <w:color w:val="FFFFFF"/>
+                <w:sz w:val="18"/>
+              </w:rPr>
+              <w:t>Точность, мм</w:t>
+            </w:r>
+          </w:p>
+        </w:tc>
+        <w:tc>
+          <w:tcPr>
+            <w:tcW w:type="dxa" w:w="2339"/>
+            <w:shd w:fill="1a5276" w:val="clear"/>
+          </w:tcPr>
+          <w:p>
+            <w:pPr>
+              <w:jc w:val="center"/>
+            </w:pPr>
+            <w:r/>
+            <w:r>
+              <w:rPr>
+                <w:b/>
+                <w:color w:val="FFFFFF"/>
+                <w:sz w:val="18"/>
+              </w:rPr>
+              <w:t>Применение</w:t>
+            </w:r>
+          </w:p>
+        </w:tc>
+      </w:tr>
+      <w:tr>
+        <w:tc>
+          <w:tcPr>
+            <w:tcW w:type="dxa" w:w="2339"/>
+          </w:tcPr>
+          <w:p>
+            <w:r/>
+            <w:r>
+              <w:rPr>
+                <w:sz w:val="18"/>
+              </w:rPr>
+              <w:t>Разметка</w:t>
+            </w:r>
+          </w:p>
+        </w:tc>
+        <w:tc>
+          <w:tcPr>
+            <w:tcW w:type="dxa" w:w="2339"/>
+          </w:tcPr>
+          <w:p>
+            <w:r/>
+            <w:r>
+              <w:rPr>
+                <w:sz w:val="18"/>
+              </w:rPr>
+              <w:t>Чертилка, кернер</w:t>
+            </w:r>
+          </w:p>
+        </w:tc>
+        <w:tc>
+          <w:tcPr>
+            <w:tcW w:type="dxa" w:w="2339"/>
+          </w:tcPr>
+          <w:p>
+            <w:r/>
+            <w:r>
+              <w:rPr>
+                <w:sz w:val="18"/>
+              </w:rPr>
+              <w:t>0,5</w:t>
+            </w:r>
+          </w:p>
+        </w:tc>
+        <w:tc>
+          <w:tcPr>
+            <w:tcW w:type="dxa" w:w="2339"/>
+          </w:tcPr>
+          <w:p>
+            <w:r/>
+            <w:r>
+              <w:rPr>
+                <w:sz w:val="18"/>
+              </w:rPr>
+              <w:t>Подготовка к обработке</w:t>
+            </w:r>
+          </w:p>
+        </w:tc>
+      </w:tr>
+      <w:tr>
+        <w:tc>
+          <w:tcPr>
+            <w:tcW w:type="dxa" w:w="2339"/>
+            <w:shd w:fill="d4e6f1" w:val="clear"/>
+          </w:tcPr>
+          <w:p>
+            <w:r/>
+            <w:r>
+              <w:rPr>
+                <w:sz w:val="18"/>
+              </w:rPr>
+              <w:t>Опиливание</w:t>
+            </w:r>
+          </w:p>
+        </w:tc>
+        <w:tc>
+          <w:tcPr>
+            <w:tcW w:type="dxa" w:w="2339"/>
+            <w:shd w:fill="d4e6f1" w:val="clear"/>
+          </w:tcPr>
+          <w:p>
+            <w:r/>
+            <w:r>
+              <w:rPr>
+                <w:sz w:val="18"/>
+              </w:rPr>
+              <w:t>Напильники</w:t>
+            </w:r>
+          </w:p>
+        </w:tc>
+        <w:tc>
+          <w:tcPr>
+            <w:tcW w:type="dxa" w:w="2339"/>
+            <w:shd w:fill="d4e6f1" w:val="clear"/>
+          </w:tcPr>
+          <w:p>
+            <w:r/>
+            <w:r>
+              <w:rPr>
+                <w:sz w:val="18"/>
+              </w:rPr>
+              <w:t>0,1-0,3</w:t>
+            </w:r>
+          </w:p>
+        </w:tc>
+        <w:tc>
+          <w:tcPr>
+            <w:tcW w:type="dxa" w:w="2339"/>
+            <w:shd w:fill="d4e6f1" w:val="clear"/>
+          </w:tcPr>
+          <w:p>
+            <w:r/>
+            <w:r>
+              <w:rPr>
+                <w:sz w:val="18"/>
+              </w:rPr>
+              <w:t>Подгонка деталей</w:t>
+            </w:r>
+          </w:p>
+        </w:tc>
+      </w:tr>
+      <w:tr>
+        <w:tc>
+          <w:tcPr>
+            <w:tcW w:type="dxa" w:w="2339"/>
+          </w:tcPr>
+          <w:p>
+            <w:r/>
+            <w:r>
+              <w:rPr>
+                <w:sz w:val="18"/>
+              </w:rPr>
+              <w:t>Сверление</w:t>
+            </w:r>
+          </w:p>
+        </w:tc>
+        <w:tc>
+          <w:tcPr>
+            <w:tcW w:type="dxa" w:w="2339"/>
+          </w:tcPr>
+          <w:p>
+            <w:r/>
+            <w:r>
+              <w:rPr>
+                <w:sz w:val="18"/>
+              </w:rPr>
+              <w:t>Дрель, сверла</w:t>
+            </w:r>
+          </w:p>
+        </w:tc>
+        <w:tc>
+          <w:tcPr>
+            <w:tcW w:type="dxa" w:w="2339"/>
+          </w:tcPr>
+          <w:p>
+            <w:r/>
+            <w:r>
+              <w:rPr>
+                <w:sz w:val="18"/>
+              </w:rPr>
+              <w:t>0,1</w:t>
+            </w:r>
+          </w:p>
+        </w:tc>
+        <w:tc>
+          <w:tcPr>
+            <w:tcW w:type="dxa" w:w="2339"/>
+          </w:tcPr>
+          <w:p>
+            <w:r/>
+            <w:r>
+              <w:rPr>
+                <w:sz w:val="18"/>
+              </w:rPr>
+              <w:t>Отверстия для крепежа</w:t>
+            </w:r>
+          </w:p>
+        </w:tc>
+      </w:tr>
+      <w:tr>
+        <w:tc>
+          <w:tcPr>
+            <w:tcW w:type="dxa" w:w="2339"/>
+            <w:shd w:fill="d4e6f1" w:val="clear"/>
+          </w:tcPr>
+          <w:p>
+            <w:r/>
+            <w:r>
+              <w:rPr>
+                <w:sz w:val="18"/>
+              </w:rPr>
+              <w:t>Нарезание резьбы</w:t>
+            </w:r>
+          </w:p>
+        </w:tc>
+        <w:tc>
+          <w:tcPr>
+            <w:tcW w:type="dxa" w:w="2339"/>
+            <w:shd w:fill="d4e6f1" w:val="clear"/>
+          </w:tcPr>
+          <w:p>
+            <w:r/>
+            <w:r>
+              <w:rPr>
+                <w:sz w:val="18"/>
+              </w:rPr>
+              <w:t>Метчики, плашки</w:t>
+            </w:r>
+          </w:p>
+        </w:tc>
+        <w:tc>
+          <w:tcPr>
+            <w:tcW w:type="dxa" w:w="2339"/>
+            <w:shd w:fill="d4e6f1" w:val="clear"/>
+          </w:tcPr>
+          <w:p>
+            <w:r/>
+            <w:r>
+              <w:rPr>
+                <w:sz w:val="18"/>
+              </w:rPr>
+              <w:t>0,05</w:t>
+            </w:r>
+          </w:p>
+        </w:tc>
+        <w:tc>
+          <w:tcPr>
+            <w:tcW w:type="dxa" w:w="2339"/>
+            <w:shd w:fill="d4e6f1" w:val="clear"/>
+          </w:tcPr>
+          <w:p>
+            <w:r/>
+            <w:r>
+              <w:rPr>
+                <w:sz w:val="18"/>
+              </w:rPr>
+              <w:t>Крепёжные соединения</w:t>
+            </w:r>
+          </w:p>
+        </w:tc>
+      </w:tr>
+      <w:tr>
+        <w:tc>
+          <w:tcPr>
+            <w:tcW w:type="dxa" w:w="2339"/>
+          </w:tcPr>
+          <w:p>
+            <w:r/>
+            <w:r>
+              <w:rPr>
+                <w:sz w:val="18"/>
+              </w:rPr>
+              <w:t>Шабрение</w:t>
+            </w:r>
+          </w:p>
+        </w:tc>
+        <w:tc>
+          <w:tcPr>
+            <w:tcW w:type="dxa" w:w="2339"/>
+          </w:tcPr>
+          <w:p>
+            <w:r/>
+            <w:r>
+              <w:rPr>
+                <w:sz w:val="18"/>
+              </w:rPr>
+              <w:t>Шабер</w:t>
+            </w:r>
+          </w:p>
+        </w:tc>
+        <w:tc>
+          <w:tcPr>
+            <w:tcW w:type="dxa" w:w="2339"/>
+          </w:tcPr>
+          <w:p>
+            <w:r/>
+            <w:r>
+              <w:rPr>
+                <w:sz w:val="18"/>
+              </w:rPr>
+              <w:t>0,005-0,01</w:t>
+            </w:r>
+          </w:p>
+        </w:tc>
+        <w:tc>
+          <w:tcPr>
+            <w:tcW w:type="dxa" w:w="2339"/>
+          </w:tcPr>
+          <w:p>
+            <w:r/>
+            <w:r>
+              <w:rPr>
+                <w:sz w:val="18"/>
+              </w:rPr>
+              <w:t>Точная подгонка поверхностей</w:t>
+            </w:r>
+          </w:p>
+        </w:tc>
+      </w:tr>
+      <w:tr>
+        <w:tc>
+          <w:tcPr>
+            <w:tcW w:type="dxa" w:w="2339"/>
+            <w:shd w:fill="d4e6f1" w:val="clear"/>
+          </w:tcPr>
+          <w:p>
+            <w:r/>
+            <w:r>
+              <w:rPr>
+                <w:sz w:val="18"/>
+              </w:rPr>
+              <w:t>Гибка труб</w:t>
+            </w:r>
+          </w:p>
+        </w:tc>
+        <w:tc>
+          <w:tcPr>
+            <w:tcW w:type="dxa" w:w="2339"/>
+            <w:shd w:fill="d4e6f1" w:val="clear"/>
+          </w:tcPr>
+          <w:p>
+            <w:r/>
+            <w:r>
+              <w:rPr>
+                <w:sz w:val="18"/>
+              </w:rPr>
+              <w:t>Трубогиб</w:t>
+            </w:r>
+          </w:p>
+        </w:tc>
+        <w:tc>
+          <w:tcPr>
+            <w:tcW w:type="dxa" w:w="2339"/>
+            <w:shd w:fill="d4e6f1" w:val="clear"/>
+          </w:tcPr>
+          <w:p>
+            <w:r/>
+            <w:r>
+              <w:rPr>
+                <w:sz w:val="18"/>
+              </w:rPr>
+              <w:t>±2°</w:t>
+            </w:r>
+          </w:p>
+        </w:tc>
+        <w:tc>
+          <w:tcPr>
+            <w:tcW w:type="dxa" w:w="2339"/>
+            <w:shd w:fill="d4e6f1" w:val="clear"/>
+          </w:tcPr>
+          <w:p>
+            <w:r/>
+            <w:r>
+              <w:rPr>
+                <w:sz w:val="18"/>
+              </w:rPr>
+              <w:t>Импульсные линии</w:t>
+            </w:r>
+          </w:p>
+        </w:tc>
+      </w:tr>
+    </w:tbl>
+    <w:p/>
+    <w:p>
+      <w:r>
+        <w:rPr>
+          <w:b/>
+          <w:sz w:val="22"/>
+        </w:rPr>
+        <w:t>Таблица 2. Допуски и посадки при монтаже КИПиА</w:t>
+      </w:r>
+    </w:p>
+    <w:tbl>
+      <w:tblPr>
+        <w:tblStyle w:val="TableGrid"/>
+        <w:tblW w:type="auto" w:w="0"/>
+        <w:jc w:val="center"/>
+        <w:tblLook w:firstColumn="1" w:firstRow="1" w:lastColumn="0" w:lastRow="0" w:noHBand="0" w:noVBand="1" w:val="04A0"/>
+      </w:tblPr>
+      <w:tblGrid>
+        <w:gridCol w:w="2339"/>
+        <w:gridCol w:w="2339"/>
+        <w:gridCol w:w="2339"/>
+        <w:gridCol w:w="2339"/>
+      </w:tblGrid>
+      <w:tr>
+        <w:tc>
+          <w:tcPr>
+            <w:tcW w:type="dxa" w:w="2339"/>
+            <w:shd w:fill="1a5276" w:val="clear"/>
+          </w:tcPr>
+          <w:p>
+            <w:pPr>
+              <w:jc w:val="center"/>
+            </w:pPr>
+            <w:r/>
+            <w:r>
+              <w:rPr>
+                <w:b/>
+                <w:color w:val="FFFFFF"/>
+                <w:sz w:val="18"/>
+              </w:rPr>
+              <w:t>Тип соединения</w:t>
+            </w:r>
+          </w:p>
+        </w:tc>
+        <w:tc>
+          <w:tcPr>
+            <w:tcW w:type="dxa" w:w="2339"/>
+            <w:shd w:fill="1a5276" w:val="clear"/>
+          </w:tcPr>
+          <w:p>
+            <w:pPr>
+              <w:jc w:val="center"/>
+            </w:pPr>
+            <w:r/>
+            <w:r>
+              <w:rPr>
+                <w:b/>
+                <w:color w:val="FFFFFF"/>
+                <w:sz w:val="18"/>
+              </w:rPr>
+              <w:t>Посадка</w:t>
+            </w:r>
+          </w:p>
+        </w:tc>
+        <w:tc>
+          <w:tcPr>
+            <w:tcW w:type="dxa" w:w="2339"/>
+            <w:shd w:fill="1a5276" w:val="clear"/>
+          </w:tcPr>
+          <w:p>
+            <w:pPr>
+              <w:jc w:val="center"/>
+            </w:pPr>
+            <w:r/>
+            <w:r>
+              <w:rPr>
+                <w:b/>
+                <w:color w:val="FFFFFF"/>
+                <w:sz w:val="18"/>
+              </w:rPr>
+              <w:t>Допуск, мкм</w:t>
+            </w:r>
+          </w:p>
+        </w:tc>
+        <w:tc>
+          <w:tcPr>
+            <w:tcW w:type="dxa" w:w="2339"/>
+            <w:shd w:fill="1a5276" w:val="clear"/>
+          </w:tcPr>
+          <w:p>
+            <w:pPr>
+              <w:jc w:val="center"/>
+            </w:pPr>
+            <w:r/>
+            <w:r>
+              <w:rPr>
+                <w:b/>
+                <w:color w:val="FFFFFF"/>
+                <w:sz w:val="18"/>
+              </w:rPr>
+              <w:t>Способ сборки</w:t>
+            </w:r>
+          </w:p>
+        </w:tc>
+      </w:tr>
+      <w:tr>
+        <w:tc>
+          <w:tcPr>
+            <w:tcW w:type="dxa" w:w="2339"/>
+          </w:tcPr>
+          <w:p>
+            <w:r/>
+            <w:r>
+              <w:rPr>
+                <w:sz w:val="18"/>
+              </w:rPr>
+              <w:t>Шток-втулка клапана</w:t>
+            </w:r>
+          </w:p>
+        </w:tc>
+        <w:tc>
+          <w:tcPr>
+            <w:tcW w:type="dxa" w:w="2339"/>
+          </w:tcPr>
+          <w:p>
+            <w:r/>
+            <w:r>
+              <w:rPr>
+                <w:sz w:val="18"/>
+              </w:rPr>
+              <w:t>H7/h6</w:t>
+            </w:r>
+          </w:p>
+        </w:tc>
+        <w:tc>
+          <w:tcPr>
+            <w:tcW w:type="dxa" w:w="2339"/>
+          </w:tcPr>
+          <w:p>
+            <w:r/>
+            <w:r>
+              <w:rPr>
+                <w:sz w:val="18"/>
+              </w:rPr>
+              <w:t>20-30</w:t>
+            </w:r>
+          </w:p>
+        </w:tc>
+        <w:tc>
+          <w:tcPr>
+            <w:tcW w:type="dxa" w:w="2339"/>
+          </w:tcPr>
+          <w:p>
+            <w:r/>
+            <w:r>
+              <w:rPr>
+                <w:sz w:val="18"/>
+              </w:rPr>
+              <w:t>Ручная с притиркой</w:t>
+            </w:r>
+          </w:p>
+        </w:tc>
+      </w:tr>
+      <w:tr>
+        <w:tc>
+          <w:tcPr>
+            <w:tcW w:type="dxa" w:w="2339"/>
+            <w:shd w:fill="d4e6f1" w:val="clear"/>
+          </w:tcPr>
+          <w:p>
+            <w:r/>
+            <w:r>
+              <w:rPr>
+                <w:sz w:val="18"/>
+              </w:rPr>
+              <w:t>Фланцевое соединение</w:t>
+            </w:r>
+          </w:p>
+        </w:tc>
+        <w:tc>
+          <w:tcPr>
+            <w:tcW w:type="dxa" w:w="2339"/>
+            <w:shd w:fill="d4e6f1" w:val="clear"/>
+          </w:tcPr>
+          <w:p>
+            <w:r/>
+            <w:r>
+              <w:rPr>
+                <w:sz w:val="18"/>
+              </w:rPr>
+              <w:t>—</w:t>
+            </w:r>
+          </w:p>
+        </w:tc>
+        <w:tc>
+          <w:tcPr>
+            <w:tcW w:type="dxa" w:w="2339"/>
+            <w:shd w:fill="d4e6f1" w:val="clear"/>
+          </w:tcPr>
+          <w:p>
+            <w:r/>
+            <w:r>
+              <w:rPr>
+                <w:sz w:val="18"/>
+              </w:rPr>
+              <w:t>±0,5 мм</w:t>
+            </w:r>
+          </w:p>
+        </w:tc>
+        <w:tc>
+          <w:tcPr>
+            <w:tcW w:type="dxa" w:w="2339"/>
+            <w:shd w:fill="d4e6f1" w:val="clear"/>
+          </w:tcPr>
+          <w:p>
+            <w:r/>
+            <w:r>
+              <w:rPr>
+                <w:sz w:val="18"/>
+              </w:rPr>
+              <w:t>Болтовое</w:t>
+            </w:r>
+          </w:p>
+        </w:tc>
+      </w:tr>
+      <w:tr>
+        <w:tc>
+          <w:tcPr>
+            <w:tcW w:type="dxa" w:w="2339"/>
+          </w:tcPr>
+          <w:p>
+            <w:r/>
+            <w:r>
+              <w:rPr>
+                <w:sz w:val="18"/>
+              </w:rPr>
+              <w:t>Резьбовое соединение</w:t>
+            </w:r>
+          </w:p>
+        </w:tc>
+        <w:tc>
+          <w:tcPr>
+            <w:tcW w:type="dxa" w:w="2339"/>
+          </w:tcPr>
+          <w:p>
+            <w:r/>
+            <w:r>
+              <w:rPr>
+                <w:sz w:val="18"/>
+              </w:rPr>
+              <w:t>6H/6g</w:t>
+            </w:r>
+          </w:p>
+        </w:tc>
+        <w:tc>
+          <w:tcPr>
+            <w:tcW w:type="dxa" w:w="2339"/>
+          </w:tcPr>
+          <w:p>
+            <w:r/>
+            <w:r>
+              <w:rPr>
+                <w:sz w:val="18"/>
+              </w:rPr>
+              <w:t>150-200</w:t>
+            </w:r>
+          </w:p>
+        </w:tc>
+        <w:tc>
+          <w:tcPr>
+            <w:tcW w:type="dxa" w:w="2339"/>
+          </w:tcPr>
+          <w:p>
+            <w:r/>
+            <w:r>
+              <w:rPr>
+                <w:sz w:val="18"/>
+              </w:rPr>
+              <w:t>Ключом</w:t>
+            </w:r>
+          </w:p>
+        </w:tc>
+      </w:tr>
+      <w:tr>
+        <w:tc>
+          <w:tcPr>
+            <w:tcW w:type="dxa" w:w="2339"/>
+            <w:shd w:fill="d4e6f1" w:val="clear"/>
+          </w:tcPr>
+          <w:p>
+            <w:r/>
+            <w:r>
+              <w:rPr>
+                <w:sz w:val="18"/>
+              </w:rPr>
+              <w:t>Шпоночное соединение</w:t>
+            </w:r>
+          </w:p>
+        </w:tc>
+        <w:tc>
+          <w:tcPr>
+            <w:tcW w:type="dxa" w:w="2339"/>
+            <w:shd w:fill="d4e6f1" w:val="clear"/>
+          </w:tcPr>
+          <w:p>
+            <w:r/>
+            <w:r>
+              <w:rPr>
+                <w:sz w:val="18"/>
+              </w:rPr>
+              <w:t>H9/h9</w:t>
+            </w:r>
+          </w:p>
+        </w:tc>
+        <w:tc>
+          <w:tcPr>
+            <w:tcW w:type="dxa" w:w="2339"/>
+            <w:shd w:fill="d4e6f1" w:val="clear"/>
+          </w:tcPr>
+          <w:p>
+            <w:r/>
+            <w:r>
+              <w:rPr>
+                <w:sz w:val="18"/>
+              </w:rPr>
+              <w:t>30-40</w:t>
+            </w:r>
+          </w:p>
+        </w:tc>
+        <w:tc>
+          <w:tcPr>
+            <w:tcW w:type="dxa" w:w="2339"/>
+            <w:shd w:fill="d4e6f1" w:val="clear"/>
+          </w:tcPr>
+          <w:p>
+            <w:r/>
+            <w:r>
+              <w:rPr>
+                <w:sz w:val="18"/>
+              </w:rPr>
+              <w:t>С прессовой посадкой</w:t>
+            </w:r>
+          </w:p>
+        </w:tc>
+      </w:tr>
+      <w:tr>
+        <w:tc>
+          <w:tcPr>
+            <w:tcW w:type="dxa" w:w="2339"/>
+          </w:tcPr>
+          <w:p>
+            <w:r/>
+            <w:r>
+              <w:rPr>
+                <w:sz w:val="18"/>
+              </w:rPr>
+              <w:t>Уплотнительное кольцо</w:t>
+            </w:r>
+          </w:p>
+        </w:tc>
+        <w:tc>
+          <w:tcPr>
+            <w:tcW w:type="dxa" w:w="2339"/>
+          </w:tcPr>
+          <w:p>
+            <w:r/>
+            <w:r>
+              <w:rPr>
+                <w:sz w:val="18"/>
+              </w:rPr>
+              <w:t>—</w:t>
+            </w:r>
+          </w:p>
+        </w:tc>
+        <w:tc>
+          <w:tcPr>
+            <w:tcW w:type="dxa" w:w="2339"/>
+          </w:tcPr>
+          <w:p>
+            <w:r/>
+            <w:r>
+              <w:rPr>
+                <w:sz w:val="18"/>
+              </w:rPr>
+              <w:t>±0,1 мм</w:t>
+            </w:r>
+          </w:p>
+        </w:tc>
+        <w:tc>
+          <w:tcPr>
+            <w:tcW w:type="dxa" w:w="2339"/>
+          </w:tcPr>
+          <w:p>
+            <w:r/>
+            <w:r>
+              <w:rPr>
+                <w:sz w:val="18"/>
+              </w:rPr>
+              <w:t>В канавку</w:t>
+            </w:r>
+          </w:p>
+        </w:tc>
+      </w:tr>
+    </w:tbl>
+    <w:p/>
+    <w:p>
+      <w:pPr>
+        <w:jc w:val="center"/>
+      </w:pPr>
+      <w:r>
+        <w:rPr>
+          <w:b/>
+          <w:sz w:val="20"/>
+        </w:rPr>
+        <w:t>Рисунок 1. Классы точности средств измерений в практике КИПиА</w:t>
+      </w:r>
+    </w:p>
+    <w:p>
+      <w:pPr>
+        <w:jc w:val="center"/>
+      </w:pPr>
+      <w:r>
+        <w:drawing>
+          <wp:inline xmlns:a="http://schemas.openxmlformats.org/drawingml/2006/main" xmlns:pic="http://schemas.openxmlformats.org/drawingml/2006/picture">
+            <wp:extent cx="5029200" cy="3272971"/>
+            <wp:docPr id="1" name="Picture 1"/>
+            <wp:cNvGraphicFramePr>
+              <a:graphicFrameLocks noChangeAspect="1"/>
+            </wp:cNvGraphicFramePr>
+            <a:graphic>
+              <a:graphicData uri="http://schemas.openxmlformats.org/drawingml/2006/picture">
+                <pic:pic>
+                  <pic:nvPicPr>
+                    <pic:cNvPr id="0" name="pp_op05.png"/>
+                    <pic:cNvPicPr/>
+                  </pic:nvPicPr>
+                  <pic:blipFill>
+                    <a:blip r:embed="rId9"/>
+                    <a:stretch>
+                      <a:fillRect/>
+                    </a:stretch>
+                  </pic:blipFill>
+                  <pic:spPr>
+                    <a:xfrm>
+                      <a:off x="0" y="0"/>
+                      <a:ext cx="5029200" cy="3272971"/>
+                    </a:xfrm>
+                    <a:prstGeom prst="rect"/>
+                  </pic:spPr>
+                </pic:pic>
+              </a:graphicData>
+            </a:graphic>
+          </wp:inline>
+        </w:drawing>
       </w:r>
     </w:p>
     <w:p>
